--- a/Dddd-Aga/D313-Xpr.docx
+++ b/Dddd-Aga/D313-Xpr.docx
@@ -612,7 +612,7 @@
           <w:rFonts w:ascii="Gentium" w:hAnsi="Gentium" w:cs="Gentium"/>
           <w:color w:val="auto"/>
         </w:rPr>
-        <w:t>Xanthippe, therefore, with tears, said to her servants, “Have you learned where Paul is gone to?” They said, “Yes, in the house of Philotheus the ex-prefect.” And Xanthippe rejoiced greatly that Philotheus also believed, being able, as she said, to persuade Probus also. Then Probus called Xanthippe to supper and, when she did not consent, Probus said, “Do not think that in bed also you will keep away from me.” But, when he lay down to supper, Xanthippe bending her knees, prayed to the Lord, saying, “Eternal and immortal God, that took dust from the ground, and did not value it according to the nature of its creation, but called it the son of immortality, you who came from the heart of the father to the heart of the earth for our sake, on whom the cherubim dare not fix their gaze, and for us was hidden in the womb that by taking up your abode in a mother you might make good the offense of Eve. You that drank gall and vinegar, and was pierced in the side by a spear, that you might heal the wound given by the rib to Adam. For, Eve being his rib wrought a blow for Adam, and through him for all the world. You that gave a sleep without perception to the serpent, so that he might not know your Incarnation, remember also my groaning and tears, and grant fulfilment to my sleep, and bring sleep upon Probus until I shall be deemed worthy of the gift of holy baptism; for, I vehemently desire to obtain this, to the glory and praise of your holy name.”</w:t>
+        <w:t>Xanthippe, therefore, with tears, said to her servants, “Have you learned where Paul is gone to?” They said, “Yes, in the house of Philotheus the ex-prefect.” And Xanthippe rejoiced greatly that Philotheus also believed, being able, as she said, to persuade Probus also. Then Probus called Xanthippe to supper and, when she did not consent, Probus said, “Do not think that in bed also you will keep away from me.” But, when he lay down to supper, Xanthippe bending her knees, prayed to the Lord, saying, “Eternal and immortal God, that took dust from the ground, and did not value it according to the nature of its creation, but called it the son of immortality, you who came from the heart of the father to the heart of the earth for our sake, on whom the cherubim dare not fix their gaze, and for us was hidden in the womb that by taking up your abode in a mother you might make good the offence of Eve. You that drank gall and vinegar, and was pierced in the side by a spear, that you might heal the wound given by the rib to Adam. For, Eve being his rib wrought a blow for Adam, and through him for all the world. You that gave a sleep without perception to the serpent, so that he might not know your Incarnation, remember also my groaning and tears, and grant fulfilment to my sleep, and bring sleep upon Probus until I shall be deemed worthy of the gift of holy baptism; for, I vehemently desire to obtain this, to the glory and praise of your holy name.”</w:t>
       </w:r>
     </w:p>
     <w:p>
@@ -659,21 +659,7 @@
           <w:rFonts w:ascii="Gentium" w:hAnsi="Gentium" w:cs="Gentium"/>
           <w:color w:val="auto"/>
         </w:rPr>
-        <w:t xml:space="preserve">But Probus, while still at supper, commanded the doors of their house to be secured by cruel and wicked soldiers; and, having given these orders, he straight away fell asleep on the couch. Then the servants came and announced this to Xanthippe that he might be awakened, but she said, “Put out the lights, my children, and leave him thus.” And, in the first sleep, taking three hundred pieces of gold, she went to the doors, saying with herself, “Perchance the porter will be persuaded by the amount of money.” But he, being evil and forward, would not be persuaded to do this, and she, loosing also her girdle, which was set with precious stones and worth two hundred pieces of gold, gave it to him and went out saying, “Lord, I win over my own slaves with money, that your preacher Paul may not be oppressed by Probus.” And Xanthippe went on to the house of Philotheus the ex-prefect, as to a great and incredible work, running and praising God. As she, therefore, passed through a certain place, the demons pursued her with fiery torches and lightnings, and she, turning, saw behind her this terrible sight, and being possessed with great fear said, “What has happened to you now, wretched soul? You have been deprived of your desire. You were running to salvation, you were running to baptism, and you have fallen into the serpent and his ministers, and these things your sins have prepared for you.” Speaking thus, she was even fainting at heart from great despair, but the great Paul being forewarned by God of the assault of the demons, immediately stood beside her, being also preceded by a beautiful youth. And, straight away, the vision of the demons disappeared, and Paul said to her, “Arise, daughter Xanthippe, and behold the Lord desired by you, by whose flame the heavens are shaken and the deep is dried up, coming to you and pitying and saving you. Behold him that accepts your prayers and straight away gives ear. See him coming in the shape of a man and take courage against the demons.” Then she, rising from the ground, said to him, “Master, why have you left me solitary? Even now make haste to seal me, so that if death comes on </w:t>
-      </w:r>
-      <w:r>
-        <w:rPr>
-          <w:rFonts w:ascii="Gentium" w:hAnsi="Gentium" w:cs="Gentium"/>
-          <w:color w:val="auto"/>
-        </w:rPr>
-        <w:t>me,</w:t>
-      </w:r>
-      <w:r>
-        <w:rPr>
-          <w:rFonts w:ascii="Gentium" w:hAnsi="Gentium" w:cs="Gentium"/>
-          <w:color w:val="auto"/>
-        </w:rPr>
-        <w:t xml:space="preserve"> I may depart to him who is full of compassion and has no arrogance.”</w:t>
+        <w:t>But Probus, while still at supper, commanded the doors of their house to be secured by cruel and wicked soldiers; and, having given these orders, he straight away fell asleep on the couch. Then the servants came and announced this to Xanthippe that he might be awakened, but she said, “Put out the lights, my children, and leave him thus.” And, in the first sleep, taking three hundred pieces of gold, she went to the doors, saying with herself, “Perchance the porter will be persuaded by the amount of money.” But he, being evil and forward, would not be persuaded to do this, and she, loosing also her girdle, which was set with precious stones and worth two hundred pieces of gold, gave it to him and went out saying, “Lord, I win over my own slaves with money, that your preacher Paul may not be oppressed by Probus.” And Xanthippe went on to the house of Philotheus the ex-prefect, as to a great and incredible work, running and praising God. As she, therefore, passed through a certain place, the demons pursued her with fiery torches and lightnings, and she, turning, saw behind her this terrible sight, and being possessed with great fear said, “What has happened to you now, wretched soul? You have been deprived of your desire. You were running to salvation, you were running to baptism, and you have fallen into the serpent and his ministers, and these things your sins have prepared for you.” Speaking thus, she was even fainting at heart from great despair, but the great Paul being forewarned by God of the assault of the demons, immediately stood beside her, being also preceded by a beautiful youth. And, straight away, the vision of the demons disappeared, and Paul said to her, “Arise, daughter Xanthippe, and behold the Lord desired by you, by whose flame the heavens are shaken and the deep is dried up, coming to you and pitying and saving you. Behold him that accepts your prayers and straight away gives ear. See him coming in the shape of a man and take courage against the demons.” Then she, rising from the ground, said to him, “Master, why have you left me solitary? Even now make haste to seal me, so that if death comes on me, I may depart to him who is full of compassion and has no arrogance.”</w:t>
       </w:r>
     </w:p>
     <w:p>
@@ -727,7 +713,7 @@
           <w:color w:val="auto"/>
         </w:rPr>
         <w:lastRenderedPageBreak/>
-        <w:t>know you, and you run to sinners. O cheerful look, filling the ways of sinners with mercy; O excellent watching and exhortation of the ignorant! Who shall tell my lord Paul of the salvation that has now befallen me, that he might come and give words of thanksgiving for me to this protector of sinners? Come many and behold and know the Lord, who hates sin, but has mercy on sinners. Come, now, O Paul, preacher of God; for, with you even now I sit under instruction, and give words of thanksgiving for me; for, I desire to keep silence, since human reason makes me afraid, lest I have not the grace of eloquence. I desire to keep silence and am compelled to speak; for, someone inflames and sweetens me within. If I say, “I will shut my mouth,” there is someone that murmurs in me. Shall I say a great thing? Is it not that teacher that is in Paul, without arrogance, filling the heavens, speaking within and waiting without, sitting on the throne with the father and stretched upon the cross by man. What, therefore, I shall do I know not. My worthless mind delights me and is not unfolded to the end. You that had your hands fixed with nails and your side pierced with the spear, you star out of Jacob and lion’s cubs out of Judah, you rod out of Jesse, and man and God out of Mary, you invisible God in the bosom of the Father, and that cannot be looked on by cherubim, and are mocked in Israel, glory be to you, who appeared on the earth and was taken by the people, hung on the tree and by the report of the wicked falsely said to be stolen, and that hast bought us all together.”</w:t>
+        <w:t>know you, and you run to sinners. O cheerful look, filling the ways of sinners with mercy; O excellent watching and exhortation of the ignorant! Who shall tell my lord Paul of the salvation that has now befallen me, that he might come and give words of thanksgiving for me to this protector of sinners? Come many and behold and know the Lord, who hates sin, but has mercy on sinners. Come, now, O Paul, preacher of God; for, with you even now I sit under instruction, and give words of thanksgiving for me; for, I desire to keep silence, since human reason makes me afraid, lest I have not the grace of eloquence. I desire to keep silence and am compelled to speak; for, someone inflames and sweetens me within. If I say, “I will shut my mouth,” there is someone that murmurs in me. Shall I say a great thing? Is it not that teacher that is in Paul, without arrogance, filling the heavens, speaking within and waiting without, sitting on the throne with the father and stretched upon the cross by man. What, therefore, I shall do I know not. My worthless mind delights me and is not unfolded to the end. You that had your hands fixed with nails and your side pierced with the spear, you star out of Jacob and lion’s cubs out of Judah, you rod out of Jesse, and man and God out of Mary, you invisible God in the bosom of the Father, and that cannot be looked on by cherubim, and are mocked in Israel, glory be to you, who appeared on the earth and was taken by the people, hung on the tree and by the report of the wicked falsely said to be stolen, and that has bought us all together.”</w:t>
       </w:r>
     </w:p>
     <w:p>
@@ -819,7 +805,7 @@
           <w:rFonts w:ascii="Gentium" w:hAnsi="Gentium" w:cs="Gentium"/>
           <w:color w:val="auto"/>
         </w:rPr>
-        <w:t xml:space="preserve">And, as she spoke thus, the Lord was again hidden from her, and Xanthippe, coming to herself, said, “Woe is me wretched one, that no one has told me what is the gratitude of slaves towards their master. If Paul the preacher of the Lord were here, how could he give praise? But perchance in the face of such favours and gifts they are silent, possessed only with tears; for, it is not possible worthily to praise any one according to his </w:t>
+        <w:t xml:space="preserve">And, as she spoke thus, the Lord was again hidden from her, and Xanthippe, coming to herself, said, “Woe is me wretched one, that no one has told me what the gratitude of slaves is towards their master. If Paul the preacher of the Lord were here, how could he give praise? But perchance in the face of such favours and gifts they are silent, possessed only with tears; for, it is not possible worthily to praise anyone according to his </w:t>
       </w:r>
       <w:r>
         <w:rPr>
@@ -873,7 +859,21 @@
           <w:rFonts w:ascii="Gentium" w:hAnsi="Gentium" w:cs="Gentium"/>
           <w:color w:val="auto"/>
         </w:rPr>
-        <w:t>And Probus arose from his couch with a very gloomy countenance; for, in his sleep, he had seen a dream and was greatly troubled concerning it. But the porter seeing him about to issue to the marketplace, having his countenance thus troubled, was greatly afraid, “Lest,” said he, “he knows what has happened, and will miserably destroy me.” Probus, however, having gone forth and signified to those in the market what was fitting for the day and season, speedily returned into the house, and said to his servants, “Call me quickly the wise men Barandus and Gnosteas.” When they were summoned, he said to them, “I have seen a very terrible vision, and what appeared in it is difficult for our power to interpret. This, however, disclose to me, as being the most excellent of all the world. Expound it to me when I tell it you.” Barandus said to him, “If the vision can be interpreted by our wisdom, we shall explain it to you, but if it be of the faith that is now spoken of we cannot expound it to you; for, it is of another wisdom and understanding. However, let our lord and master tell the dream, and let us see if there is any explanation for it.” Probus said to Gnosteas, “Why do you answer nothing?” Gnosteas said, “I have not heard the dream, and what can I say but whatever it may be, if it is by reason of Paul? Tell me now, and you will find it so.” Probus said, “I thought I was standing in a certain unknown and strange country, and that there sat there an Ethiopian king, who ruled over all the earth and seemed never to have any successor. There stood beside him multitudes of servants, and all hastened to destruction and had mastery far and wide. And, when that Ethiopian seemed to have gained his purpose, there arose a raven and, standing above him, croaked with a pitiful voice. And, straight away, there arose from the eastern parts an eagle, and seized his kingdom, and his power was made vain, and those standing by him fled to the eagle. Then that king strove against those that fled to the eagle, but the eagle carried it up into heaven; and behold, there came a helper to those that fled to the eagle and left his staff to them. Then they, laying hold of it, were not overcome by the violence of that king. So many as ran to those who had the staff, he washed them in pure water, and they that were washed had power over his kingdom. And, by that staff, the enemies of the king were put to flight, therefore, capable men laying hold of the staff turned to themselves great multitudes. And that king strove against them, and had no might at all, but he hindered many from believing in him that sent out the men into the world to bear witness; and, for that reason, many were grieved. Nevertheless, this one did not constrain any like the other; for, he himself was ruler of all light. This then was the end.”</w:t>
+        <w:t xml:space="preserve">And Probus arose from his couch with a very gloomy countenance; for, in his sleep, he had seen a dream and was greatly troubled concerning it. But the porter seeing him about to issue to the marketplace, having his countenance thus troubled, was greatly afraid, “Lest,” said he, “he knows what has happened, and will miserably destroy me.” Probus, however, having gone forth and signified to those in the market what was fitting for the day and season, speedily returned into the house, and said to his servants, “Call me quickly the wise men Barandus and Gnosteas.” When they were summoned, he said to them, “I have seen a very terrible vision, and what appeared in it is difficult for our power to interpret. This, however, disclose to me, as being the most excellent of all the world. Expound it to me when I tell it you.” Barandus said to him, “If the vision can be interpreted by our wisdom, we shall explain it to you, but if it be of the faith that is now spoken </w:t>
+      </w:r>
+      <w:r>
+        <w:rPr>
+          <w:rFonts w:ascii="Gentium" w:hAnsi="Gentium" w:cs="Gentium"/>
+          <w:color w:val="auto"/>
+        </w:rPr>
+        <w:t>of,</w:t>
+      </w:r>
+      <w:r>
+        <w:rPr>
+          <w:rFonts w:ascii="Gentium" w:hAnsi="Gentium" w:cs="Gentium"/>
+          <w:color w:val="auto"/>
+        </w:rPr>
+        <w:t xml:space="preserve"> we cannot expound it to you; for, it is of another wisdom and understanding. However, let our lord and master tell the dream, and let us see if there is any explanation for it.” Probus said to Gnosteas, “Why do you answer nothing?” Gnosteas said, “I have not heard the dream, and what can I say but whatever it may be, if it is by reason of Paul? Tell me now, and you will find it so.” Probus said, “I thought I was standing in a certain unknown and strange country, and that there sat there an Ethiopian king, who ruled over all the earth and seemed never to have any successor. There stood beside him multitudes of servants, and all hastened to destruction and had mastery far and wide. And, when that Ethiopian seemed to have gained his purpose, there arose a raven and, standing above him, croaked with a pitiful voice. And, straight away, there arose from the eastern parts an eagle, and seized his kingdom, and his power was made vain, and those standing by him fled to the eagle. Then that king strove against those that fled to the eagle, but the eagle carried it up into heaven; and behold, there came a helper to those that fled to the eagle and left his staff to them. Then they, laying hold of it, were not overcome by the violence of that king. So many as ran to those who had the staff, he washed them in pure water, and they that were washed had power over his kingdom. And, by that staff, the enemies of the king were put to flight, therefore, capable men laying hold of the staff turned to themselves great multitudes. And that king strove against them, and had no might at all, but he hindered many from believing in him that sent out the men into the world to bear witness; and, for that reason, many were grieved. Nevertheless, this one did not constrain any like the other; for, he himself was ruler of all light. This then was the end.”</w:t>
       </w:r>
     </w:p>
     <w:p>
@@ -1429,7 +1429,7 @@
           <w:rFonts w:ascii="Gentium" w:hAnsi="Gentium" w:cs="Gentium"/>
           <w:color w:val="auto"/>
         </w:rPr>
-        <w:t xml:space="preserve">Polyxena, however, going out of the city, and not knowing by what way she should walk, found herself in desert places of the hills, and sitting down said thus with tears, “Woe is me, outcast and captive, that I cannot find even a wild beast’s den to rest in. Woe is me, left desolate, that not even Hades, that no one escapes, has devoured me. Woe is me, who at one time showed myself not even to my servants, and now display myself to demons. Woe is me, that I am now made manifest to all those by whom I disdained to be seen. Alas for me that was formerly devoted to idols; for, this now even the mercy of God has passed me in silence. Whom, then, shall I call upon to help me? The God of Paul whom I have constantly offended? But who shall help me now? No one sees or heeds or hears my groaning. Verily I shall beseech Him that sees the hidden things; for, who is more pitiful and compassionate than He who always keeps watch over the oppressed? But, because my mouth is unclean and defiled, I dare not ask help from Him. Would that I were as one of the wild beasts that I might not know what captivity is. Would that I had been </w:t>
+        <w:t xml:space="preserve">Polyxena, however, going out of the city, and not knowing by what way she should walk, found herself in desert places of the hills, and sitting down said thus with tears, “Woe is me, outcast and captive, that I cannot find even a wild beast’s den to rest in. Woe is me, left desolate, that not even Hades, that no one escapes, has devoured me. Woe is me, who at one time showed myself not even to my servants, and now display myself to demons. Woe is me, that I am now made manifest to all those by whom I disdained to be seen. Alas for me that was formerly devoted to idols; for this, now even the mercy of God has passed me in silence. Whom, then, shall I call upon to help me? The God of Paul whom I have constantly offended? But who shall help me now? No one sees or heeds or hears my groaning. Verily I shall beseech Him that sees the hidden things; for, who is more pitiful and compassionate than He who always keeps watch over the oppressed? But, because my mouth is unclean and defiled, I dare not ask help from Him. Would that I were as one of the wild beasts that I might not know what captivity is. Would that I had been </w:t>
       </w:r>
       <w:r>
         <w:rPr>
@@ -1437,7 +1437,7 @@
           <w:color w:val="auto"/>
         </w:rPr>
         <w:lastRenderedPageBreak/>
-        <w:t>drowned in the sea; perhaps having received the divine baptism I should have gone where no one is made captive. What then shall I do, for death delays, and night has come on, and there is no help anywhere.” Having said thus, she arose and began to walk onwards; and, passing through a small defile she fell into a wood very thick and large, and finding there a hollow in a tree, which was the den of a lioness, she sat down there; for, the lioness had gone forth for her food. And sitting down she said, “O wretched begetting, O grievous hour in which I, unhappy one, came into this world; O mother that bore me, why, foreseeing my troubles and wanderings, did you name me Polyxena? Has any other ever fallen into such tribulations and misfortunes? Truly, my sister Xanthippe, did you read concerning me, unhappy one, saying, I have suffered affliction and been utterly bowed down. These words you uttered with grief, while I lay upon the couch, thinking not at all of my sorrows. On this account I have now come into the depths of evils and pass the night in deserts like a wild beast. But the beasts live with others of their kind, while I am left solitary, as not being of one race with mankind.”</w:t>
+        <w:t>drowned in the sea; perhaps having received the divine baptism I should have gone where no one is made captive. What then shall I do? For, death delays, and night has come on, and there is no help anywhere.” Having said thus, she arose and began to walk onwards; and, passing through a small defile she fell into a very thick and large wood; and, finding there a hollow in a tree, which was the den of a lioness, she sat down there; for, the lioness had gone forth for her food. And sitting down she said, “O wretched begetting, O grievous hour in which I, unhappy one, came into this world; O mother that bore me, why, foreseeing my troubles and wanderings, did you name me Polyxena? Has any other ever fallen into such tribulations and misfortunes? Truly, my sister Xanthippe, did you read concerning me, unhappy one, saying, I have suffered affliction and been utterly bowed down. These words you uttered with grief, while I lay upon the couch, thinking not at all of my sorrows. On this account I have now come into the depths of evils and pass the night in deserts like a wild beast. But the beasts live with others of their kind, while I am left solitary, as not being of one race with mankind.”</w:t>
       </w:r>
     </w:p>
     <w:p>
@@ -1775,21 +1775,7 @@
           <w:rFonts w:ascii="Gentium" w:hAnsi="Gentium" w:cs="Gentium"/>
           <w:color w:val="auto"/>
         </w:rPr>
-        <w:t xml:space="preserve">The ass-driver, as if commanded by the voice of God, eagerly receiving the maidens, went on his way rejoicing in the Lord. And he said to Polyxena, “Alter your appearance to that of a man, lest for your beauty’s sake someone snatches you away from me.” And, coming to an inn, they stayed there, and on the </w:t>
-      </w:r>
-      <w:r>
-        <w:rPr>
-          <w:rFonts w:ascii="Gentium" w:hAnsi="Gentium" w:cs="Gentium"/>
-          <w:color w:val="auto"/>
-        </w:rPr>
-        <w:t>morrow,</w:t>
-      </w:r>
-      <w:r>
-        <w:rPr>
-          <w:rFonts w:ascii="Gentium" w:hAnsi="Gentium" w:cs="Gentium"/>
-          <w:color w:val="auto"/>
-        </w:rPr>
-        <w:t xml:space="preserve"> they went forward taking heed to the way. And behold, there came past a certain prefect journeying to Greece who, seeing the maidens, ordered Polyxena to be carried off on his chariot. Then the ass-driver followed, crying and saying, “A prefect does violence to none. Why do you do this?” Then they beat him and drove him away.</w:t>
+        <w:t>The ass-driver, as if commanded by the voice of God, eagerly receiving the maidens, went on his way rejoicing in the Lord. And he said to Polyxena, “Alter your appearance to that of a man, lest for your beauty’s sake someone snatches you away from me.” And, coming to an inn, they stayed there, and on the morrow, they went forward taking heed to the way. And behold, there came past a certain prefect journeying to Greece who, seeing the maidens, ordered Polyxena to be carried off on his chariot. Then the ass-driver followed, crying and saying, “A prefect does violence to none. Why do you do this?” Then they beat him and drove him away.</w:t>
       </w:r>
     </w:p>
     <w:p>
